--- a/zht/docx/120.content.docx
+++ b/zht/docx/120.content.docx
@@ -803,18 +803,12 @@
           <w:lang w:val="zh_TW" w:bidi="zh_TW"/>
         </w:rPr>
       </w:r>
-      <w:hyperlink r:id="rId13">
-        <w:r>
-          <w:rPr>
-            <w:lang w:val="zh_TW" w:bidi="zh_TW"/>
-          </w:rPr>
-          <w:rPr>
-            <w:color w:val="0000EE"/>
-            <w:u w:val="single"/>
-          </w:rPr>
-          <w:t>創世記13:7</w:t>
-        </w:r>
-      </w:hyperlink>
+      <w:r>
+        <w:rPr>
+          <w:lang w:val="zh_TW" w:bidi="zh_TW"/>
+        </w:rPr>
+        <w:t>創世記13:7</w:t>
+      </w:r>
     </w:p>
     <w:p>
       <w:pPr>
@@ -827,18 +821,12 @@
           <w:lang w:val="zh_TW" w:bidi="zh_TW"/>
         </w:rPr>
       </w:r>
-      <w:hyperlink r:id="rId14">
-        <w:r>
-          <w:rPr>
-            <w:lang w:val="zh_TW" w:bidi="zh_TW"/>
-          </w:rPr>
-          <w:rPr>
-            <w:color w:val="0000EE"/>
-            <w:u w:val="single"/>
-          </w:rPr>
-          <w:t>創世記49:24</w:t>
-        </w:r>
-      </w:hyperlink>
+      <w:r>
+        <w:rPr>
+          <w:lang w:val="zh_TW" w:bidi="zh_TW"/>
+        </w:rPr>
+        <w:t>創世記49:24</w:t>
+      </w:r>
     </w:p>
     <w:p>
       <w:pPr>
@@ -851,18 +839,12 @@
           <w:lang w:val="zh_TW" w:bidi="zh_TW"/>
         </w:rPr>
       </w:r>
-      <w:hyperlink r:id="rId15">
-        <w:r>
-          <w:rPr>
-            <w:lang w:val="zh_TW" w:bidi="zh_TW"/>
-          </w:rPr>
-          <w:rPr>
-            <w:color w:val="0000EE"/>
-            <w:u w:val="single"/>
-          </w:rPr>
-          <w:t>路加福音2:9</w:t>
-        </w:r>
-      </w:hyperlink>
+      <w:r>
+        <w:rPr>
+          <w:lang w:val="zh_TW" w:bidi="zh_TW"/>
+        </w:rPr>
+        <w:t>路加福音2:9</w:t>
+      </w:r>
     </w:p>
     <w:p>
       <w:pPr>
@@ -875,18 +857,12 @@
           <w:lang w:val="zh_TW" w:bidi="zh_TW"/>
         </w:rPr>
       </w:r>
-      <w:hyperlink r:id="rId16">
-        <w:r>
-          <w:rPr>
-            <w:lang w:val="zh_TW" w:bidi="zh_TW"/>
-          </w:rPr>
-          <w:rPr>
-            <w:color w:val="0000EE"/>
-            <w:u w:val="single"/>
-          </w:rPr>
-          <w:t>馬可福音6:34</w:t>
-        </w:r>
-      </w:hyperlink>
+      <w:r>
+        <w:rPr>
+          <w:lang w:val="zh_TW" w:bidi="zh_TW"/>
+        </w:rPr>
+        <w:t>馬可福音6:34</w:t>
+      </w:r>
     </w:p>
     <w:p>
       <w:pPr>
@@ -899,18 +875,12 @@
           <w:lang w:val="zh_TW" w:bidi="zh_TW"/>
         </w:rPr>
       </w:r>
-      <w:hyperlink r:id="rId17">
-        <w:r>
-          <w:rPr>
-            <w:lang w:val="zh_TW" w:bidi="zh_TW"/>
-          </w:rPr>
-          <w:rPr>
-            <w:color w:val="0000EE"/>
-            <w:u w:val="single"/>
-          </w:rPr>
-          <w:t>馬可福音14:26–27</w:t>
-        </w:r>
-      </w:hyperlink>
+      <w:r>
+        <w:rPr>
+          <w:lang w:val="zh_TW" w:bidi="zh_TW"/>
+        </w:rPr>
+        <w:t>馬可福音14:26–27</w:t>
+      </w:r>
     </w:p>
     <w:p>
       <w:pPr>
@@ -923,18 +893,12 @@
           <w:lang w:val="zh_TW" w:bidi="zh_TW"/>
         </w:rPr>
       </w:r>
-      <w:hyperlink r:id="rId18">
-        <w:r>
-          <w:rPr>
-            <w:lang w:val="zh_TW" w:bidi="zh_TW"/>
-          </w:rPr>
-          <w:rPr>
-            <w:color w:val="0000EE"/>
-            <w:u w:val="single"/>
-          </w:rPr>
-          <w:t>馬太福音2:6</w:t>
-        </w:r>
-      </w:hyperlink>
+      <w:r>
+        <w:rPr>
+          <w:lang w:val="zh_TW" w:bidi="zh_TW"/>
+        </w:rPr>
+        <w:t>馬太福音2:6</w:t>
+      </w:r>
     </w:p>
     <w:p>
       <w:pPr>
@@ -947,18 +911,12 @@
           <w:lang w:val="zh_TW" w:bidi="zh_TW"/>
         </w:rPr>
       </w:r>
-      <w:hyperlink r:id="rId19">
-        <w:r>
-          <w:rPr>
-            <w:lang w:val="zh_TW" w:bidi="zh_TW"/>
-          </w:rPr>
-          <w:rPr>
-            <w:color w:val="0000EE"/>
-            <w:u w:val="single"/>
-          </w:rPr>
-          <w:t>馬太福音9:36</w:t>
-        </w:r>
-      </w:hyperlink>
+      <w:r>
+        <w:rPr>
+          <w:lang w:val="zh_TW" w:bidi="zh_TW"/>
+        </w:rPr>
+        <w:t>馬太福音9:36</w:t>
+      </w:r>
     </w:p>
     <w:p>
       <w:pPr>
@@ -971,18 +929,12 @@
           <w:lang w:val="zh_TW" w:bidi="zh_TW"/>
         </w:rPr>
       </w:r>
-      <w:hyperlink r:id="rId20">
-        <w:r>
-          <w:rPr>
-            <w:lang w:val="zh_TW" w:bidi="zh_TW"/>
-          </w:rPr>
-          <w:rPr>
-            <w:color w:val="0000EE"/>
-            <w:u w:val="single"/>
-          </w:rPr>
-          <w:t>馬太福音25:32</w:t>
-        </w:r>
-      </w:hyperlink>
+      <w:r>
+        <w:rPr>
+          <w:lang w:val="zh_TW" w:bidi="zh_TW"/>
+        </w:rPr>
+        <w:t>馬太福音25:32</w:t>
+      </w:r>
     </w:p>
     <w:p>
       <w:pPr>
@@ -995,18 +947,12 @@
           <w:lang w:val="zh_TW" w:bidi="zh_TW"/>
         </w:rPr>
       </w:r>
-      <w:hyperlink r:id="rId21">
-        <w:r>
-          <w:rPr>
-            <w:lang w:val="zh_TW" w:bidi="zh_TW"/>
-          </w:rPr>
-          <w:rPr>
-            <w:color w:val="0000EE"/>
-            <w:u w:val="single"/>
-          </w:rPr>
-          <w:t>馬太福音26:31</w:t>
-        </w:r>
-      </w:hyperlink>
+      <w:r>
+        <w:rPr>
+          <w:lang w:val="zh_TW" w:bidi="zh_TW"/>
+        </w:rPr>
+        <w:t>馬太福音26:31</w:t>
+      </w:r>
     </w:p>
     <w:p>
       <w:pPr>
@@ -1477,18 +1423,12 @@
           <w:lang w:val="zh_TW" w:bidi="zh_TW"/>
         </w:rPr>
       </w:r>
-      <w:hyperlink r:id="rId22">
-        <w:r>
-          <w:rPr>
-            <w:lang w:val="zh_TW" w:bidi="zh_TW"/>
-          </w:rPr>
-          <w:rPr>
-            <w:color w:val="0000EE"/>
-            <w:u w:val="single"/>
-          </w:rPr>
-          <w:t>使徒行傳2:29–31</w:t>
-        </w:r>
-      </w:hyperlink>
+      <w:r>
+        <w:rPr>
+          <w:lang w:val="zh_TW" w:bidi="zh_TW"/>
+        </w:rPr>
+        <w:t>使徒行傳2:29–31</w:t>
+      </w:r>
     </w:p>
     <w:p>
       <w:pPr>
@@ -1501,18 +1441,12 @@
           <w:lang w:val="zh_TW" w:bidi="zh_TW"/>
         </w:rPr>
       </w:r>
-      <w:hyperlink r:id="rId23">
-        <w:r>
-          <w:rPr>
-            <w:lang w:val="zh_TW" w:bidi="zh_TW"/>
-          </w:rPr>
-          <w:rPr>
-            <w:color w:val="0000EE"/>
-            <w:u w:val="single"/>
-          </w:rPr>
-          <w:t>創世記23:6</w:t>
-        </w:r>
-      </w:hyperlink>
+      <w:r>
+        <w:rPr>
+          <w:lang w:val="zh_TW" w:bidi="zh_TW"/>
+        </w:rPr>
+        <w:t>創世記23:6</w:t>
+      </w:r>
     </w:p>
     <w:p>
       <w:pPr>
@@ -1525,18 +1459,12 @@
           <w:lang w:val="zh_TW" w:bidi="zh_TW"/>
         </w:rPr>
       </w:r>
-      <w:hyperlink r:id="rId24">
-        <w:r>
-          <w:rPr>
-            <w:lang w:val="zh_TW" w:bidi="zh_TW"/>
-          </w:rPr>
-          <w:rPr>
-            <w:color w:val="0000EE"/>
-            <w:u w:val="single"/>
-          </w:rPr>
-          <w:t>創世記50:5</w:t>
-        </w:r>
-      </w:hyperlink>
+      <w:r>
+        <w:rPr>
+          <w:lang w:val="zh_TW" w:bidi="zh_TW"/>
+        </w:rPr>
+        <w:t>創世記50:5</w:t>
+      </w:r>
     </w:p>
     <w:p>
       <w:pPr>
@@ -1549,18 +1477,12 @@
           <w:lang w:val="zh_TW" w:bidi="zh_TW"/>
         </w:rPr>
       </w:r>
-      <w:hyperlink r:id="rId25">
-        <w:r>
-          <w:rPr>
-            <w:lang w:val="zh_TW" w:bidi="zh_TW"/>
-          </w:rPr>
-          <w:rPr>
-            <w:color w:val="0000EE"/>
-            <w:u w:val="single"/>
-          </w:rPr>
-          <w:t>約翰福音19:41</w:t>
-        </w:r>
-      </w:hyperlink>
+      <w:r>
+        <w:rPr>
+          <w:lang w:val="zh_TW" w:bidi="zh_TW"/>
+        </w:rPr>
+        <w:t>約翰福音19:41</w:t>
+      </w:r>
     </w:p>
     <w:p>
       <w:pPr>
@@ -1573,18 +1495,12 @@
           <w:lang w:val="zh_TW" w:bidi="zh_TW"/>
         </w:rPr>
       </w:r>
-      <w:hyperlink r:id="rId26">
-        <w:r>
-          <w:rPr>
-            <w:lang w:val="zh_TW" w:bidi="zh_TW"/>
-          </w:rPr>
-          <w:rPr>
-            <w:color w:val="0000EE"/>
-            <w:u w:val="single"/>
-          </w:rPr>
-          <w:t>路加福音23:53</w:t>
-        </w:r>
-      </w:hyperlink>
+      <w:r>
+        <w:rPr>
+          <w:lang w:val="zh_TW" w:bidi="zh_TW"/>
+        </w:rPr>
+        <w:t>路加福音23:53</w:t>
+      </w:r>
     </w:p>
     <w:p>
       <w:pPr>
@@ -1597,18 +1513,12 @@
           <w:lang w:val="zh_TW" w:bidi="zh_TW"/>
         </w:rPr>
       </w:r>
-      <w:hyperlink r:id="rId27">
-        <w:r>
-          <w:rPr>
-            <w:lang w:val="zh_TW" w:bidi="zh_TW"/>
-          </w:rPr>
-          <w:rPr>
-            <w:color w:val="0000EE"/>
-            <w:u w:val="single"/>
-          </w:rPr>
-          <w:t>馬可福音5:1–2</w:t>
-        </w:r>
-      </w:hyperlink>
+      <w:r>
+        <w:rPr>
+          <w:lang w:val="zh_TW" w:bidi="zh_TW"/>
+        </w:rPr>
+        <w:t>馬可福音5:1–2</w:t>
+      </w:r>
     </w:p>
     <w:p>
       <w:pPr>
@@ -1621,18 +1531,12 @@
           <w:lang w:val="zh_TW" w:bidi="zh_TW"/>
         </w:rPr>
       </w:r>
-      <w:hyperlink r:id="rId28">
-        <w:r>
-          <w:rPr>
-            <w:lang w:val="zh_TW" w:bidi="zh_TW"/>
-          </w:rPr>
-          <w:rPr>
-            <w:color w:val="0000EE"/>
-            <w:u w:val="single"/>
-          </w:rPr>
-          <w:t>馬太福音27:53</w:t>
-        </w:r>
-      </w:hyperlink>
+      <w:r>
+        <w:rPr>
+          <w:lang w:val="zh_TW" w:bidi="zh_TW"/>
+        </w:rPr>
+        <w:t>馬太福音27:53</w:t>
+      </w:r>
     </w:p>
     <w:p>
       <w:pPr>
@@ -1645,18 +1549,12 @@
           <w:lang w:val="zh_TW" w:bidi="zh_TW"/>
         </w:rPr>
       </w:r>
-      <w:hyperlink r:id="rId29">
-        <w:r>
-          <w:rPr>
-            <w:lang w:val="zh_TW" w:bidi="zh_TW"/>
-          </w:rPr>
-          <w:rPr>
-            <w:color w:val="0000EE"/>
-            <w:u w:val="single"/>
-          </w:rPr>
-          <w:t>羅馬書3:13</w:t>
-        </w:r>
-      </w:hyperlink>
+      <w:r>
+        <w:rPr>
+          <w:lang w:val="zh_TW" w:bidi="zh_TW"/>
+        </w:rPr>
+        <w:t>羅馬書3:13</w:t>
+      </w:r>
     </w:p>
     <w:p>
       <w:pPr>

--- a/zht/docx/120.content.docx
+++ b/zht/docx/120.content.docx
@@ -766,19 +766,7 @@
         <w:rPr>
           <w:lang w:val="zh_TW" w:bidi="zh_TW"/>
         </w:rPr>
-        <w:t>、</w:t>
-      </w:r>
-      <w:r>
-        <w:rPr>
-          <w:lang w:val="zh_TW" w:bidi="zh_TW"/>
-        </w:rPr>
-        <w:t>牧師</w:t>
-      </w:r>
-      <w:r>
-        <w:rPr>
-          <w:lang w:val="zh_TW" w:bidi="zh_TW"/>
-        </w:rPr>
-        <w:t>）</w:t>
+        <w:t>、牧師）</w:t>
       </w:r>
     </w:p>
     <w:p>
@@ -1386,19 +1374,7 @@
         <w:rPr>
           <w:lang w:val="zh_TW" w:bidi="zh_TW"/>
         </w:rPr>
-        <w:t>、</w:t>
-      </w:r>
-      <w:r>
-        <w:rPr>
-          <w:lang w:val="zh_TW" w:bidi="zh_TW"/>
-        </w:rPr>
-        <w:t>死亡</w:t>
-      </w:r>
-      <w:r>
-        <w:rPr>
-          <w:lang w:val="zh_TW" w:bidi="zh_TW"/>
-        </w:rPr>
-        <w:t>）</w:t>
+        <w:t>、死亡）</w:t>
       </w:r>
     </w:p>
     <w:p>
